--- a/demo-materials/Workshop2_Demo_EmailThread.docx
+++ b/demo-materials/Workshop2_Demo_EmailThread.docx
@@ -7,7 +7,7 @@
         <w:pStyle w:val="Heading1"/>
       </w:pPr>
       <w:r>
-        <w:t xml:space="preserve">Demo File — Committee Email Thread (Track B: Outlook)</w:t>
+        <w:t xml:space="preserve">Demo File — Committee Email Thread (Track B: Sort an email thread)</w:t>
       </w:r>
     </w:p>
     <w:p>
@@ -22,7 +22,7 @@
           <w:sz w:val="20"/>
           <w:szCs w:val="20"/>
         </w:rPr>
-        <w:t xml:space="preserve">Synthetic teaching material for AI Workshops for DSPH, Workshop 2. All names and courses are fictional. Paste the thread into Copilot Chat or ChatGPT Edu, or use a real (non-sensitive) thread of your own in Outlook.</w:t>
+        <w:t xml:space="preserve">Synthetic teaching material for AI Workshops for DSPH, Workshop 2. All names and courses are fictional. Paste the thread into Copilot Chat or ChatGPT Edu, or paste in a real (non-sensitive) thread of your own from Outlook.</w:t>
       </w:r>
     </w:p>
     <w:p>

--- a/demo-materials/Workshop2_Demo_EmailThread.docx
+++ b/demo-materials/Workshop2_Demo_EmailThread.docx
@@ -251,7 +251,7 @@
         <w:spacing w:after="100"/>
       </w:pPr>
       <w:r>
-        <w:t xml:space="preserve">Draft a reply confirming I'll have the syllabus draft ready by July 20 — concise and friendly, two sentences.</w:t>
+        <w:t xml:space="preserve">Write a reply from my outline: (1) syllabus draft by July 20; (2) who owns the accreditation crosswalk update? Two friendly sentences.</w:t>
       </w:r>
     </w:p>
     <w:p>
